--- a/04_Manuscripts/Manuscript_slope_fracture_20260425_saito0430-1_saito0520_清書版.docx
+++ b/04_Manuscripts/Manuscript_slope_fracture_20260425_saito0430-1_saito0520_清書版.docx
@@ -189,15 +189,13 @@
       <w:r>
         <w:t>walking</w:t>
       </w:r>
-      <w:ins w:id="1" w:author="治輝 齋藤" w:date="2026-05-20T21:26:00Z" w16du:dateUtc="2026-05-20T12:26:00Z">
-        <w:r>
-          <w:rPr>
-            <w:rFonts w:hint="eastAsia"/>
-            <w:lang w:eastAsia="ja-JP"/>
-          </w:rPr>
-          <w:t xml:space="preserve"> </w:t>
-        </w:r>
-      </w:ins>
+      <w:r>
+        <w:rPr>
+          <w:rFonts w:hint="eastAsia"/>
+          <w:lang w:eastAsia="ja-JP"/>
+        </w:rPr>
+        <w:t xml:space="preserve"> </w:t>
+      </w:r>
       <w:r>
         <w:rPr>
           <w:rFonts w:hint="eastAsia"/>
@@ -384,27 +382,23 @@
         </w:rPr>
         <w:t>.</w:t>
       </w:r>
-      <w:ins w:id="2" w:author="治輝 齋藤" w:date="2026-05-20T21:27:00Z" w16du:dateUtc="2026-05-20T12:27:00Z">
-        <w:r>
-          <w:rPr>
-            <w:rFonts w:hint="eastAsia"/>
-            <w:lang w:eastAsia="ja-JP"/>
-          </w:rPr>
-          <w:t xml:space="preserve"> </w:t>
-        </w:r>
-      </w:ins>
+      <w:r>
+        <w:rPr>
+          <w:rFonts w:hint="eastAsia"/>
+          <w:lang w:eastAsia="ja-JP"/>
+        </w:rPr>
+        <w:t xml:space="preserve"> </w:t>
+      </w:r>
       <w:r>
         <w:t>After adjustment</w:t>
       </w:r>
-      <w:ins w:id="3" w:author="治輝 齋藤" w:date="2026-05-20T21:27:00Z" w16du:dateUtc="2026-05-20T12:27:00Z">
-        <w:r>
-          <w:rPr>
-            <w:rFonts w:hint="eastAsia"/>
-            <w:lang w:eastAsia="ja-JP"/>
-          </w:rPr>
-          <w:t xml:space="preserve"> </w:t>
-        </w:r>
-      </w:ins>
+      <w:r>
+        <w:rPr>
+          <w:rFonts w:hint="eastAsia"/>
+          <w:lang w:eastAsia="ja-JP"/>
+        </w:rPr>
+        <w:t xml:space="preserve"> </w:t>
+      </w:r>
       <w:r>
         <w:t xml:space="preserve">for </w:t>
       </w:r>
@@ -482,7 +476,7 @@
       <w:r>
         <w:t>.</w:t>
       </w:r>
-      <w:bookmarkStart w:id="4" w:name="conclusions"/>
+      <w:bookmarkStart w:id="1" w:name="conclusions"/>
     </w:p>
     <w:p>
       <w:pPr>
@@ -555,9 +549,9 @@
         <w:pStyle w:val="1"/>
         <w:spacing w:line="360" w:lineRule="auto"/>
       </w:pPr>
-      <w:bookmarkStart w:id="5" w:name="introduction"/>
+      <w:bookmarkStart w:id="2" w:name="introduction"/>
       <w:bookmarkEnd w:id="0"/>
-      <w:bookmarkEnd w:id="4"/>
+      <w:bookmarkEnd w:id="1"/>
       <w:r>
         <w:t>Introduction</w:t>
       </w:r>
@@ -921,8 +915,8 @@
         <w:pStyle w:val="1"/>
         <w:spacing w:line="360" w:lineRule="auto"/>
       </w:pPr>
-      <w:bookmarkStart w:id="6" w:name="methods-1"/>
-      <w:bookmarkEnd w:id="5"/>
+      <w:bookmarkStart w:id="3" w:name="methods-1"/>
+      <w:bookmarkEnd w:id="2"/>
       <w:r>
         <w:lastRenderedPageBreak/>
         <w:t>Methods</w:t>
@@ -933,7 +927,7 @@
         <w:pStyle w:val="2"/>
         <w:spacing w:line="360" w:lineRule="auto"/>
       </w:pPr>
-      <w:bookmarkStart w:id="7" w:name="study-design"/>
+      <w:bookmarkStart w:id="4" w:name="study-design"/>
       <w:r>
         <w:t>1. Study Design</w:t>
       </w:r>
@@ -952,8 +946,8 @@
         <w:pStyle w:val="2"/>
         <w:spacing w:line="360" w:lineRule="auto"/>
       </w:pPr>
-      <w:bookmarkStart w:id="8" w:name="outcome-fracture-surgery-rates"/>
-      <w:bookmarkEnd w:id="7"/>
+      <w:bookmarkStart w:id="5" w:name="outcome-fracture-surgery-rates"/>
+      <w:bookmarkEnd w:id="4"/>
       <w:r>
         <w:t>2. Outcome: Fracture Surgery Rates</w:t>
       </w:r>
@@ -1061,8 +1055,8 @@
         <w:pStyle w:val="2"/>
         <w:spacing w:line="360" w:lineRule="auto"/>
       </w:pPr>
-      <w:bookmarkStart w:id="9" w:name="exposure-terrain-slope"/>
-      <w:bookmarkEnd w:id="8"/>
+      <w:bookmarkStart w:id="6" w:name="exposure-terrain-slope"/>
+      <w:bookmarkEnd w:id="5"/>
       <w:r>
         <w:t>3. Exposure: Terrain Slope</w:t>
       </w:r>
@@ -1088,8 +1082,8 @@
         <w:pStyle w:val="2"/>
         <w:spacing w:line="360" w:lineRule="auto"/>
       </w:pPr>
-      <w:bookmarkStart w:id="10" w:name="covariate-walking-speed"/>
-      <w:bookmarkEnd w:id="9"/>
+      <w:bookmarkStart w:id="7" w:name="covariate-walking-speed"/>
+      <w:bookmarkEnd w:id="6"/>
       <w:r>
         <w:t>4. Covariate: Walking Speed</w:t>
       </w:r>
@@ -1150,8 +1144,8 @@
         <w:pStyle w:val="2"/>
         <w:spacing w:line="360" w:lineRule="auto"/>
       </w:pPr>
-      <w:bookmarkStart w:id="11" w:name="additional-covariates"/>
-      <w:bookmarkEnd w:id="10"/>
+      <w:bookmarkStart w:id="8" w:name="additional-covariates"/>
+      <w:bookmarkEnd w:id="7"/>
       <w:r>
         <w:t>5. Additional Covariates</w:t>
       </w:r>
@@ -1177,8 +1171,8 @@
         <w:pStyle w:val="2"/>
         <w:spacing w:line="360" w:lineRule="auto"/>
       </w:pPr>
-      <w:bookmarkStart w:id="12" w:name="statistical-analysis"/>
-      <w:bookmarkEnd w:id="11"/>
+      <w:bookmarkStart w:id="9" w:name="statistical-analysis"/>
+      <w:bookmarkEnd w:id="8"/>
       <w:r>
         <w:t>6. Statistical Analysis</w:t>
       </w:r>
@@ -1777,9 +1771,9 @@
         <w:pStyle w:val="1"/>
         <w:spacing w:line="360" w:lineRule="auto"/>
       </w:pPr>
-      <w:bookmarkStart w:id="13" w:name="results-1"/>
-      <w:bookmarkEnd w:id="6"/>
-      <w:bookmarkEnd w:id="12"/>
+      <w:bookmarkStart w:id="10" w:name="results-1"/>
+      <w:bookmarkEnd w:id="3"/>
+      <w:bookmarkEnd w:id="9"/>
       <w:r>
         <w:t>Results</w:t>
       </w:r>
@@ -1789,7 +1783,7 @@
         <w:pStyle w:val="2"/>
         <w:spacing w:line="360" w:lineRule="auto"/>
       </w:pPr>
-      <w:bookmarkStart w:id="14" w:name="descriptive-statistics"/>
+      <w:bookmarkStart w:id="11" w:name="descriptive-statistics"/>
       <w:r>
         <w:t>1. Descriptive Statistics</w:t>
       </w:r>
@@ -1886,8 +1880,8 @@
         <w:pStyle w:val="2"/>
         <w:spacing w:line="360" w:lineRule="auto"/>
       </w:pPr>
-      <w:bookmarkStart w:id="15" w:name="correlation-analysis"/>
-      <w:bookmarkEnd w:id="14"/>
+      <w:bookmarkStart w:id="12" w:name="correlation-analysis"/>
+      <w:bookmarkEnd w:id="11"/>
       <w:r>
         <w:t>2. Correlation Analysis</w:t>
       </w:r>
@@ -2044,8 +2038,8 @@
           <w:lang w:eastAsia="ja-JP"/>
         </w:rPr>
       </w:pPr>
-      <w:bookmarkStart w:id="16" w:name="regression-analysis-hip-fracture"/>
-      <w:bookmarkEnd w:id="15"/>
+      <w:bookmarkStart w:id="13" w:name="regression-analysis-hip-fracture"/>
+      <w:bookmarkEnd w:id="12"/>
       <w:r>
         <w:t xml:space="preserve">3. </w:t>
       </w:r>
@@ -2549,8 +2543,8 @@
         <w:pStyle w:val="2"/>
         <w:spacing w:line="360" w:lineRule="auto"/>
       </w:pPr>
-      <w:bookmarkStart w:id="17" w:name="X19b7a829deade195ab8e30bfbfddb97c9ee92ae"/>
-      <w:bookmarkEnd w:id="16"/>
+      <w:bookmarkStart w:id="14" w:name="X19b7a829deade195ab8e30bfbfddb97c9ee92ae"/>
+      <w:bookmarkEnd w:id="13"/>
       <w:r>
         <w:rPr>
           <w:rFonts w:hint="eastAsia"/>
@@ -2658,9 +2652,9 @@
         <w:pStyle w:val="1"/>
         <w:spacing w:line="360" w:lineRule="auto"/>
       </w:pPr>
-      <w:bookmarkStart w:id="18" w:name="discussion"/>
-      <w:bookmarkEnd w:id="13"/>
-      <w:bookmarkEnd w:id="17"/>
+      <w:bookmarkStart w:id="15" w:name="discussion"/>
+      <w:bookmarkEnd w:id="10"/>
+      <w:bookmarkEnd w:id="14"/>
       <w:r>
         <w:t>Discussion</w:t>
       </w:r>
@@ -2670,7 +2664,7 @@
         <w:pStyle w:val="2"/>
         <w:spacing w:line="360" w:lineRule="auto"/>
       </w:pPr>
-      <w:bookmarkStart w:id="19" w:name="main-findings"/>
+      <w:bookmarkStart w:id="16" w:name="main-findings"/>
       <w:r>
         <w:t>1. Main Findings</w:t>
       </w:r>
@@ -2817,8 +2811,8 @@
         <w:pStyle w:val="2"/>
         <w:spacing w:line="360" w:lineRule="auto"/>
       </w:pPr>
-      <w:bookmarkStart w:id="20" w:name="biological-plausibility"/>
-      <w:bookmarkEnd w:id="19"/>
+      <w:bookmarkStart w:id="17" w:name="biological-plausibility"/>
+      <w:bookmarkEnd w:id="16"/>
       <w:r>
         <w:t>2. Biological Plausibility</w:t>
       </w:r>
@@ -3139,8 +3133,8 @@
         <w:pStyle w:val="2"/>
         <w:spacing w:line="360" w:lineRule="auto"/>
       </w:pPr>
-      <w:bookmarkStart w:id="21" w:name="comparison-with-previous-studies"/>
-      <w:bookmarkEnd w:id="20"/>
+      <w:bookmarkStart w:id="18" w:name="comparison-with-previous-studies"/>
+      <w:bookmarkEnd w:id="17"/>
       <w:r>
         <w:t>3. Comparison with Previous Studies</w:t>
       </w:r>
@@ -3309,8 +3303,8 @@
         <w:pStyle w:val="2"/>
         <w:spacing w:line="360" w:lineRule="auto"/>
       </w:pPr>
-      <w:bookmarkStart w:id="22" w:name="role-of-aging-rate"/>
-      <w:bookmarkEnd w:id="21"/>
+      <w:bookmarkStart w:id="19" w:name="role-of-aging-rate"/>
+      <w:bookmarkEnd w:id="18"/>
       <w:r>
         <w:lastRenderedPageBreak/>
         <w:t xml:space="preserve">4. </w:t>
@@ -3540,8 +3534,8 @@
         <w:pStyle w:val="2"/>
         <w:spacing w:line="360" w:lineRule="auto"/>
       </w:pPr>
-      <w:bookmarkStart w:id="23" w:name="walking-speed-as-a-mediator"/>
-      <w:bookmarkEnd w:id="22"/>
+      <w:bookmarkStart w:id="20" w:name="walking-speed-as-a-mediator"/>
+      <w:bookmarkEnd w:id="19"/>
       <w:r>
         <w:lastRenderedPageBreak/>
         <w:t>5. Walking Speed as a Mediator</w:t>
@@ -3822,8 +3816,8 @@
         <w:pStyle w:val="2"/>
         <w:spacing w:line="360" w:lineRule="auto"/>
       </w:pPr>
-      <w:bookmarkStart w:id="24" w:name="policy-implications"/>
-      <w:bookmarkEnd w:id="23"/>
+      <w:bookmarkStart w:id="21" w:name="policy-implications"/>
+      <w:bookmarkEnd w:id="20"/>
       <w:r>
         <w:t>6. Policy Implications</w:t>
       </w:r>
@@ -4045,8 +4039,8 @@
         <w:pStyle w:val="2"/>
         <w:spacing w:line="360" w:lineRule="auto"/>
       </w:pPr>
-      <w:bookmarkStart w:id="25" w:name="strengths"/>
-      <w:bookmarkEnd w:id="24"/>
+      <w:bookmarkStart w:id="22" w:name="strengths"/>
+      <w:bookmarkEnd w:id="21"/>
       <w:r>
         <w:t>7. Strengths</w:t>
       </w:r>
@@ -4065,8 +4059,8 @@
         <w:pStyle w:val="2"/>
         <w:spacing w:line="360" w:lineRule="auto"/>
       </w:pPr>
-      <w:bookmarkStart w:id="26" w:name="limitations"/>
-      <w:bookmarkEnd w:id="25"/>
+      <w:bookmarkStart w:id="23" w:name="limitations"/>
+      <w:bookmarkEnd w:id="22"/>
       <w:r>
         <w:lastRenderedPageBreak/>
         <w:t>8. Limitations</w:t>
@@ -4111,7 +4105,7 @@
         <w:pStyle w:val="a0"/>
         <w:spacing w:line="360" w:lineRule="auto"/>
       </w:pPr>
-      <w:bookmarkStart w:id="27" w:name="_Hlk228469400"/>
+      <w:bookmarkStart w:id="24" w:name="_Hlk228469400"/>
       <w:r>
         <w:t xml:space="preserve">Second, </w:t>
       </w:r>
@@ -4349,7 +4343,7 @@
         <w:t>- and gender-stratified outcome tables were not available in the prefecture-level NDB Open Data extracts used here; findings therefore describe aggregate populations and should be interpreted with this limitation in mind.</w:t>
       </w:r>
     </w:p>
-    <w:bookmarkEnd w:id="27"/>
+    <w:bookmarkEnd w:id="24"/>
     <w:p>
       <w:pPr>
         <w:spacing w:line="360" w:lineRule="auto"/>
@@ -4366,9 +4360,9 @@
         <w:pStyle w:val="1"/>
         <w:spacing w:line="360" w:lineRule="auto"/>
       </w:pPr>
-      <w:bookmarkStart w:id="28" w:name="conclusions-1"/>
-      <w:bookmarkEnd w:id="18"/>
-      <w:bookmarkEnd w:id="26"/>
+      <w:bookmarkStart w:id="25" w:name="conclusions-1"/>
+      <w:bookmarkEnd w:id="15"/>
+      <w:bookmarkEnd w:id="23"/>
       <w:r>
         <w:t>Conclusions</w:t>
       </w:r>
@@ -4722,8 +4716,8 @@
         <w:pStyle w:val="1"/>
         <w:spacing w:line="360" w:lineRule="auto"/>
       </w:pPr>
-      <w:bookmarkStart w:id="29" w:name="references"/>
-      <w:bookmarkEnd w:id="28"/>
+      <w:bookmarkStart w:id="26" w:name="references"/>
+      <w:bookmarkEnd w:id="25"/>
       <w:r>
         <w:t>References</w:t>
       </w:r>
@@ -6040,8 +6034,8 @@
           <w:szCs w:val="40"/>
         </w:rPr>
       </w:pPr>
-      <w:bookmarkStart w:id="30" w:name="tables-and-figures"/>
-      <w:bookmarkEnd w:id="29"/>
+      <w:bookmarkStart w:id="27" w:name="tables-and-figures"/>
+      <w:bookmarkEnd w:id="26"/>
       <w:r>
         <w:br w:type="page"/>
       </w:r>
@@ -6059,7 +6053,7 @@
       <w:pPr>
         <w:pStyle w:val="2"/>
       </w:pPr>
-      <w:bookmarkStart w:id="31" w:name="Xd12e5d2fabb7f7da04933f49b094ec2cca003f6"/>
+      <w:bookmarkStart w:id="28" w:name="Xd12e5d2fabb7f7da04933f49b094ec2cca003f6"/>
       <w:r>
         <w:t>Table 1. Descriptive Statistics of Prefecture-Level Variables (N = 47)</w:t>
       </w:r>
@@ -9107,8 +9101,8 @@
           <w:szCs w:val="32"/>
         </w:rPr>
       </w:pPr>
-      <w:bookmarkStart w:id="32" w:name="Xc4d8efe96bb5dc084b3a6055df59151a4b74ad0"/>
-      <w:bookmarkEnd w:id="31"/>
+      <w:bookmarkStart w:id="29" w:name="Xc4d8efe96bb5dc084b3a6055df59151a4b74ad0"/>
+      <w:bookmarkEnd w:id="28"/>
       <w:r>
         <w:br w:type="page"/>
       </w:r>
@@ -10823,8 +10817,8 @@
           <w:szCs w:val="32"/>
         </w:rPr>
       </w:pPr>
-      <w:bookmarkStart w:id="33" w:name="X6fac7f2e493ef5b618f5ac39729b4328cfa1bc7"/>
-      <w:bookmarkEnd w:id="32"/>
+      <w:bookmarkStart w:id="30" w:name="X6fac7f2e493ef5b618f5ac39729b4328cfa1bc7"/>
+      <w:bookmarkEnd w:id="29"/>
       <w:r>
         <w:br w:type="page"/>
       </w:r>
@@ -11683,8 +11677,8 @@
           <w:szCs w:val="32"/>
         </w:rPr>
       </w:pPr>
-      <w:bookmarkStart w:id="34" w:name="Xdeb87af7aa3e82ca70e47e493f4f841d319d1c1"/>
-      <w:bookmarkEnd w:id="33"/>
+      <w:bookmarkStart w:id="31" w:name="Xdeb87af7aa3e82ca70e47e493f4f841d319d1c1"/>
+      <w:bookmarkEnd w:id="30"/>
       <w:r>
         <w:br w:type="page"/>
       </w:r>
@@ -12735,8 +12729,8 @@
           <w:szCs w:val="32"/>
         </w:rPr>
       </w:pPr>
-      <w:bookmarkStart w:id="35" w:name="figure-legends"/>
-      <w:bookmarkEnd w:id="34"/>
+      <w:bookmarkStart w:id="32" w:name="figure-legends"/>
+      <w:bookmarkEnd w:id="31"/>
       <w:r>
         <w:br w:type="page"/>
       </w:r>
@@ -12911,8 +12905,8 @@
           <w:szCs w:val="32"/>
         </w:rPr>
       </w:pPr>
-      <w:bookmarkStart w:id="36" w:name="figure-1"/>
-      <w:bookmarkEnd w:id="35"/>
+      <w:bookmarkStart w:id="33" w:name="figure-1"/>
+      <w:bookmarkEnd w:id="32"/>
       <w:r>
         <w:br w:type="page"/>
       </w:r>
@@ -12946,8 +12940,8 @@
       <w:pPr>
         <w:pStyle w:val="2"/>
       </w:pPr>
-      <w:bookmarkStart w:id="37" w:name="figure-2"/>
-      <w:bookmarkEnd w:id="36"/>
+      <w:bookmarkStart w:id="34" w:name="figure-2"/>
+      <w:bookmarkEnd w:id="33"/>
       <w:r>
         <w:t>Figure 2</w:t>
       </w:r>
@@ -13014,8 +13008,8 @@
       </w:r>
     </w:p>
     <w:p>
-      <w:bookmarkStart w:id="38" w:name="figure-3"/>
-      <w:bookmarkEnd w:id="37"/>
+      <w:bookmarkStart w:id="35" w:name="figure-3"/>
+      <w:bookmarkEnd w:id="34"/>
       <w:r>
         <w:br w:type="page"/>
       </w:r>
@@ -13029,8 +13023,8 @@
       <w:pPr>
         <w:pStyle w:val="2"/>
       </w:pPr>
-      <w:bookmarkStart w:id="39" w:name="figure-4"/>
-      <w:bookmarkEnd w:id="38"/>
+      <w:bookmarkStart w:id="36" w:name="figure-4"/>
+      <w:bookmarkEnd w:id="35"/>
       <w:r>
         <w:t xml:space="preserve">Figure </w:t>
       </w:r>
@@ -13062,8 +13056,8 @@
       <w:pPr>
         <w:pStyle w:val="2"/>
       </w:pPr>
-      <w:bookmarkStart w:id="40" w:name="figure-5"/>
-      <w:bookmarkEnd w:id="39"/>
+      <w:bookmarkStart w:id="37" w:name="figure-5"/>
+      <w:bookmarkEnd w:id="36"/>
       <w:r>
         <w:rPr>
           <w:rFonts w:hint="eastAsia"/>
@@ -13151,8 +13145,8 @@
       <w:pPr>
         <w:pStyle w:val="2"/>
       </w:pPr>
-      <w:bookmarkStart w:id="41" w:name="figure-6"/>
-      <w:bookmarkEnd w:id="40"/>
+      <w:bookmarkStart w:id="38" w:name="figure-6"/>
+      <w:bookmarkEnd w:id="37"/>
       <w:r>
         <w:t xml:space="preserve">Figure </w:t>
       </w:r>
@@ -13164,8 +13158,8 @@
         <w:t>5</w:t>
       </w:r>
     </w:p>
-    <w:bookmarkEnd w:id="30"/>
-    <w:bookmarkEnd w:id="41"/>
+    <w:bookmarkEnd w:id="27"/>
+    <w:bookmarkEnd w:id="38"/>
     <w:p>
       <w:pPr>
         <w:pStyle w:val="FirstParagraph"/>
@@ -13445,12 +13439,12 @@
 <w:numbering xmlns:wpc="http://schemas.microsoft.com/office/word/2010/wordprocessingCanvas" xmlns:cx="http://schemas.microsoft.com/office/drawing/2014/chartex" xmlns:cx1="http://schemas.microsoft.com/office/drawing/2015/9/8/chartex" xmlns:cx2="http://schemas.microsoft.com/office/drawing/2015/10/21/chartex" xmlns:cx3="http://schemas.microsoft.com/office/drawing/2016/5/9/chartex" xmlns:cx4="http://schemas.microsoft.com/office/drawing/2016/5/10/chartex" xmlns:cx5="http://schemas.microsoft.com/office/drawing/2016/5/11/chartex" xmlns:cx6="http://schemas.microsoft.com/office/drawing/2016/5/12/chartex" xmlns:cx7="http://schemas.microsoft.com/office/drawing/2016/5/13/chartex" xmlns:cx8="http://schemas.microsoft.com/office/drawing/2016/5/14/chartex" xmlns:mc="http://schemas.openxmlformats.org/markup-compatibility/2006" xmlns:aink="http://schemas.microsoft.com/office/drawing/2016/ink" xmlns:am3d="http://schemas.microsoft.com/office/drawing/2017/model3d" xmlns:o="urn:schemas-microsoft-com:office:office" xmlns:oel="http://schemas.microsoft.com/office/2019/extlst" xmlns:r="http://schemas.openxmlformats.org/officeDocument/2006/relationships" xmlns:m="http://schemas.openxmlformats.org/officeDocument/2006/math" xmlns:v="urn:schemas-microsoft-com:vml" xmlns:wp14="http://schemas.microsoft.com/office/word/2010/wordprocessingDrawing" xmlns:wp="http://schemas.openxmlformats.org/drawingml/2006/wordprocessingDrawing" xmlns:w10="urn:schemas-microsoft-com:office:word" xmlns:w="http://schemas.openxmlformats.org/wordprocessingml/2006/main" xmlns:w14="http://schemas.microsoft.com/office/word/2010/wordml" xmlns:w15="http://schemas.microsoft.com/office/word/2012/wordml" xmlns:w16cex="http://schemas.microsoft.com/office/word/2018/wordml/cex" xmlns:w16cid="http://schemas.microsoft.com/office/word/2016/wordml/cid" xmlns:w16="http://schemas.microsoft.com/office/word/2018/wordml" xmlns:w16du="http://schemas.microsoft.com/office/word/2023/wordml/word16du" xmlns:w16sdtdh="http://schemas.microsoft.com/office/word/2020/wordml/sdtdatahash" xmlns:w16sdtfl="http://schemas.microsoft.com/office/word/2024/wordml/sdtformatlock" xmlns:w16se="http://schemas.microsoft.com/office/word/2015/wordml/symex" xmlns:wpg="http://schemas.microsoft.com/office/word/2010/wordprocessingGroup" xmlns:wpi="http://schemas.microsoft.com/office/word/2010/wordprocessingInk" xmlns:wne="http://schemas.microsoft.com/office/word/2006/wordml" xmlns:wps="http://schemas.microsoft.com/office/word/2010/wordprocessingShape" mc:Ignorable="w14 w15 w16se w16cid w16 w16cex w16sdtdh w16sdtfl w16du wp14">
   <w:numPicBullet w:numPicBulletId="0">
     <w:pict>
-      <v:rect id="_x0000_i1036" style="width:0;height:1.5pt" o:hralign="center" o:bullet="t" o:hrstd="t" o:hr="t"/>
+      <v:rect id="_x0000_i1050" style="width:0;height:1.5pt" o:hralign="center" o:bullet="t" o:hrstd="t" o:hr="t"/>
     </w:pict>
   </w:numPicBullet>
   <w:numPicBullet w:numPicBulletId="1">
     <w:pict>
-      <v:rect id="_x0000_i1037" style="width:0;height:1.5pt" o:hralign="center" o:bullet="t" o:hrstd="t" o:hr="t"/>
+      <v:rect id="_x0000_i1051" style="width:0;height:1.5pt" o:hralign="center" o:bullet="t" o:hrstd="t" o:hr="t"/>
     </w:pict>
   </w:numPicBullet>
   <w:abstractNum w:abstractNumId="0" w15:restartNumberingAfterBreak="0">
@@ -13757,14 +13751,6 @@
     </w:lvlOverride>
   </w:num>
 </w:numbering>
-</file>
-
-<file path=word/people.xml><?xml version="1.0" encoding="utf-8"?>
-<w15:people xmlns:wpc="http://schemas.microsoft.com/office/word/2010/wordprocessingCanvas" xmlns:cx="http://schemas.microsoft.com/office/drawing/2014/chartex" xmlns:cx1="http://schemas.microsoft.com/office/drawing/2015/9/8/chartex" xmlns:cx2="http://schemas.microsoft.com/office/drawing/2015/10/21/chartex" xmlns:cx3="http://schemas.microsoft.com/office/drawing/2016/5/9/chartex" xmlns:cx4="http://schemas.microsoft.com/office/drawing/2016/5/10/chartex" xmlns:cx5="http://schemas.microsoft.com/office/drawing/2016/5/11/chartex" xmlns:cx6="http://schemas.microsoft.com/office/drawing/2016/5/12/chartex" xmlns:cx7="http://schemas.microsoft.com/office/drawing/2016/5/13/chartex" xmlns:cx8="http://schemas.microsoft.com/office/drawing/2016/5/14/chartex" xmlns:mc="http://schemas.openxmlformats.org/markup-compatibility/2006" xmlns:aink="http://schemas.microsoft.com/office/drawing/2016/ink" xmlns:am3d="http://schemas.microsoft.com/office/drawing/2017/model3d" xmlns:o="urn:schemas-microsoft-com:office:office" xmlns:oel="http://schemas.microsoft.com/office/2019/extlst" xmlns:r="http://schemas.openxmlformats.org/officeDocument/2006/relationships" xmlns:m="http://schemas.openxmlformats.org/officeDocument/2006/math" xmlns:v="urn:schemas-microsoft-com:vml" xmlns:wp14="http://schemas.microsoft.com/office/word/2010/wordprocessingDrawing" xmlns:wp="http://schemas.openxmlformats.org/drawingml/2006/wordprocessingDrawing" xmlns:w10="urn:schemas-microsoft-com:office:word" xmlns:w="http://schemas.openxmlformats.org/wordprocessingml/2006/main" xmlns:w14="http://schemas.microsoft.com/office/word/2010/wordml" xmlns:w15="http://schemas.microsoft.com/office/word/2012/wordml" xmlns:w16cex="http://schemas.microsoft.com/office/word/2018/wordml/cex" xmlns:w16cid="http://schemas.microsoft.com/office/word/2016/wordml/cid" xmlns:w16="http://schemas.microsoft.com/office/word/2018/wordml" xmlns:w16du="http://schemas.microsoft.com/office/word/2023/wordml/word16du" xmlns:w16sdtdh="http://schemas.microsoft.com/office/word/2020/wordml/sdtdatahash" xmlns:w16sdtfl="http://schemas.microsoft.com/office/word/2024/wordml/sdtformatlock" xmlns:w16se="http://schemas.microsoft.com/office/word/2015/wordml/symex" xmlns:wpg="http://schemas.microsoft.com/office/word/2010/wordprocessingGroup" xmlns:wpi="http://schemas.microsoft.com/office/word/2010/wordprocessingInk" xmlns:wne="http://schemas.microsoft.com/office/word/2006/wordml" xmlns:wps="http://schemas.microsoft.com/office/word/2010/wordprocessingShape" mc:Ignorable="w14 w15 w16se w16cid w16 w16cex w16sdtdh w16sdtfl w16du wp14">
-  <w15:person w15:author="治輝 齋藤">
-    <w15:presenceInfo w15:providerId="Windows Live" w15:userId="a4c4a0c4110bda0e"/>
-  </w15:person>
-</w15:people>
 </file>
 
 <file path=word/styles.xml><?xml version="1.0" encoding="utf-8"?>

--- a/04_Manuscripts/Manuscript_slope_fracture_20260425_saito0430-1_saito0520_清書版.docx
+++ b/04_Manuscripts/Manuscript_slope_fracture_20260425_saito0430-1_saito0520_清書版.docx
@@ -4220,18 +4220,10 @@
         <w:t>.</w:t>
       </w:r>
       <w:r>
-        <w:t xml:space="preserve"> This </w:t>
-      </w:r>
-      <w:proofErr w:type="gramStart"/>
-      <w:r>
-        <w:t xml:space="preserve">variable </w:t>
-      </w:r>
-      <w:r>
-        <w:t xml:space="preserve"> may</w:t>
-      </w:r>
-      <w:proofErr w:type="gramEnd"/>
-      <w:r>
-        <w:t xml:space="preserve"> not accurately represent the functional capacity of the oldest-old (≥75 years) at highest fracture risk</w:t>
+        <w:t xml:space="preserve"> This variable </w:t>
+      </w:r>
+      <w:r>
+        <w:t>may not accurately represent the functional capacity of the oldest-old (≥75 years) at highest fracture risk</w:t>
       </w:r>
       <w:r>
         <w:t>, and its direct relevance to hip fracture occurrence is likely limited at this ecological resolution</w:t>
@@ -4313,7 +4305,6 @@
         </w:rPr>
         <w:t xml:space="preserve"> </w:t>
       </w:r>
-      <w:proofErr w:type="gramStart"/>
       <w:r>
         <w:rPr>
           <w:rFonts w:hint="eastAsia"/>
@@ -4333,14 +4324,10 @@
           <w:rFonts w:hint="eastAsia"/>
           <w:lang w:eastAsia="ja-JP"/>
         </w:rPr>
-        <w:t xml:space="preserve">, </w:t>
-      </w:r>
-      <w:r>
-        <w:t xml:space="preserve"> sex</w:t>
-      </w:r>
-      <w:proofErr w:type="gramEnd"/>
-      <w:r>
-        <w:t>- and gender-stratified outcome tables were not available in the prefecture-level NDB Open Data extracts used here; findings therefore describe aggregate populations and should be interpreted with this limitation in mind.</w:t>
+        <w:t>,</w:t>
+      </w:r>
+      <w:r>
+        <w:t xml:space="preserve"> sex- and gender-stratified outcome tables were not available in the prefecture-level NDB Open Data extracts used here; findings therefore describe aggregate populations and should be interpreted with this limitation in mind.</w:t>
       </w:r>
     </w:p>
     <w:bookmarkEnd w:id="24"/>
@@ -12923,33 +12910,9 @@
     <w:p>
       <w:pPr>
         <w:pStyle w:val="FirstParagraph"/>
-        <w:rPr>
-          <w:lang w:eastAsia="ja-JP"/>
-        </w:rPr>
-      </w:pPr>
-    </w:p>
-    <w:p>
-      <w:pPr>
-        <w:pStyle w:val="a0"/>
-        <w:rPr>
-          <w:lang w:eastAsia="ja-JP"/>
-        </w:rPr>
-      </w:pPr>
-    </w:p>
-    <w:p>
-      <w:pPr>
-        <w:pStyle w:val="2"/>
       </w:pPr>
       <w:bookmarkStart w:id="34" w:name="figure-2"/>
       <w:bookmarkEnd w:id="33"/>
-      <w:r>
-        <w:t>Figure 2</w:t>
-      </w:r>
-    </w:p>
-    <w:p>
-      <w:pPr>
-        <w:pStyle w:val="FirstParagraph"/>
-      </w:pPr>
       <w:r>
         <w:rPr>
           <w:rFonts w:hint="eastAsia"/>
@@ -13016,16 +12979,12 @@
     </w:p>
     <w:p>
       <w:pPr>
-        <w:pStyle w:val="FirstParagraph"/>
-      </w:pPr>
-    </w:p>
-    <w:p>
-      <w:pPr>
         <w:pStyle w:val="2"/>
       </w:pPr>
       <w:bookmarkStart w:id="36" w:name="figure-4"/>
       <w:bookmarkEnd w:id="35"/>
       <w:r>
+        <w:lastRenderedPageBreak/>
         <w:t xml:space="preserve">Figure </w:t>
       </w:r>
       <w:r>
@@ -13036,6 +12995,8 @@
         <w:t>2</w:t>
       </w:r>
     </w:p>
+    <w:bookmarkEnd w:id="27"/>
+    <w:bookmarkEnd w:id="36"/>
     <w:p>
       <w:pPr>
         <w:pStyle w:val="FirstParagraph"/>
@@ -13043,21 +13004,6 @@
           <w:lang w:eastAsia="ja-JP"/>
         </w:rPr>
       </w:pPr>
-    </w:p>
-    <w:p>
-      <w:pPr>
-        <w:pStyle w:val="a0"/>
-        <w:rPr>
-          <w:lang w:eastAsia="ja-JP"/>
-        </w:rPr>
-      </w:pPr>
-    </w:p>
-    <w:p>
-      <w:pPr>
-        <w:pStyle w:val="2"/>
-      </w:pPr>
-      <w:bookmarkStart w:id="37" w:name="figure-5"/>
-      <w:bookmarkEnd w:id="36"/>
       <w:r>
         <w:rPr>
           <w:rFonts w:hint="eastAsia"/>
@@ -13065,13 +13011,13 @@
           <w:lang w:eastAsia="ja-JP"/>
         </w:rPr>
         <w:drawing>
-          <wp:anchor distT="0" distB="0" distL="114300" distR="114300" simplePos="0" relativeHeight="251669504" behindDoc="0" locked="0" layoutInCell="1" allowOverlap="1" wp14:anchorId="5E29841B" wp14:editId="466390EC">
+          <wp:anchor distT="0" distB="0" distL="114300" distR="114300" simplePos="0" relativeHeight="251669504" behindDoc="0" locked="0" layoutInCell="1" allowOverlap="1" wp14:anchorId="5E29841B" wp14:editId="7FAD9950">
             <wp:simplePos x="0" y="0"/>
             <wp:positionH relativeFrom="margin">
-              <wp:align>right</wp:align>
+              <wp:align>center</wp:align>
             </wp:positionH>
             <wp:positionV relativeFrom="paragraph">
-              <wp:posOffset>109958</wp:posOffset>
+              <wp:posOffset>74635</wp:posOffset>
             </wp:positionV>
             <wp:extent cx="5612130" cy="5342890"/>
             <wp:effectExtent l="0" t="0" r="7620" b="0"/>
@@ -13114,63 +13060,11 @@
           </wp:anchor>
         </w:drawing>
       </w:r>
-      <w:r>
-        <w:t xml:space="preserve">Figure </w:t>
-      </w:r>
-      <w:r>
-        <w:rPr>
-          <w:rFonts w:hint="eastAsia"/>
-          <w:lang w:eastAsia="ja-JP"/>
-        </w:rPr>
-        <w:t>4</w:t>
-      </w:r>
-    </w:p>
-    <w:p>
-      <w:pPr>
-        <w:pStyle w:val="FirstParagraph"/>
-        <w:rPr>
-          <w:lang w:eastAsia="ja-JP"/>
-        </w:rPr>
-      </w:pPr>
-    </w:p>
-    <w:p>
-      <w:pPr>
-        <w:pStyle w:val="a0"/>
-        <w:rPr>
-          <w:lang w:eastAsia="ja-JP"/>
-        </w:rPr>
-      </w:pPr>
-    </w:p>
-    <w:p>
-      <w:pPr>
-        <w:pStyle w:val="2"/>
-      </w:pPr>
-      <w:bookmarkStart w:id="38" w:name="figure-6"/>
-      <w:bookmarkEnd w:id="37"/>
-      <w:r>
-        <w:t xml:space="preserve">Figure </w:t>
-      </w:r>
-      <w:r>
-        <w:rPr>
-          <w:rFonts w:hint="eastAsia"/>
-          <w:lang w:eastAsia="ja-JP"/>
-        </w:rPr>
-        <w:t>5</w:t>
-      </w:r>
-    </w:p>
-    <w:bookmarkEnd w:id="27"/>
-    <w:bookmarkEnd w:id="38"/>
-    <w:p>
-      <w:pPr>
-        <w:pStyle w:val="FirstParagraph"/>
-        <w:rPr>
-          <w:lang w:eastAsia="ja-JP"/>
-        </w:rPr>
-      </w:pPr>
-    </w:p>
-    <w:p>
-      <w:pPr>
-        <w:rPr>
+    </w:p>
+    <w:p>
+      <w:pPr>
+        <w:rPr>
+          <w:rFonts w:hint="eastAsia"/>
           <w:lang w:eastAsia="ja-JP"/>
         </w:rPr>
       </w:pPr>
@@ -13180,185 +13074,13 @@
         </w:rPr>
         <w:br w:type="page"/>
       </w:r>
-    </w:p>
-    <w:p>
-      <w:pPr>
-        <w:pStyle w:val="a0"/>
-        <w:rPr>
-          <w:lang w:eastAsia="ja-JP"/>
-        </w:rPr>
-      </w:pPr>
-    </w:p>
-    <w:p>
-      <w:pPr>
-        <w:pStyle w:val="a0"/>
-        <w:rPr>
-          <w:lang w:eastAsia="ja-JP"/>
-        </w:rPr>
-      </w:pPr>
-    </w:p>
-    <w:p>
-      <w:pPr>
-        <w:pStyle w:val="a0"/>
-        <w:rPr>
-          <w:lang w:eastAsia="ja-JP"/>
-        </w:rPr>
-      </w:pPr>
-    </w:p>
-    <w:p>
-      <w:pPr>
-        <w:pStyle w:val="a0"/>
-        <w:rPr>
-          <w:lang w:eastAsia="ja-JP"/>
-        </w:rPr>
-      </w:pPr>
-    </w:p>
-    <w:p>
-      <w:pPr>
-        <w:pStyle w:val="a0"/>
-        <w:rPr>
-          <w:lang w:eastAsia="ja-JP"/>
-        </w:rPr>
-      </w:pPr>
-    </w:p>
-    <w:p>
-      <w:pPr>
-        <w:pStyle w:val="a0"/>
-        <w:rPr>
-          <w:lang w:eastAsia="ja-JP"/>
-        </w:rPr>
-      </w:pPr>
-    </w:p>
-    <w:p>
-      <w:pPr>
-        <w:pStyle w:val="a0"/>
-        <w:rPr>
-          <w:lang w:eastAsia="ja-JP"/>
-        </w:rPr>
-      </w:pPr>
-    </w:p>
-    <w:p>
-      <w:pPr>
-        <w:pStyle w:val="a0"/>
-        <w:rPr>
-          <w:lang w:eastAsia="ja-JP"/>
-        </w:rPr>
-      </w:pPr>
-    </w:p>
-    <w:p>
-      <w:pPr>
-        <w:pStyle w:val="a0"/>
-        <w:rPr>
-          <w:lang w:eastAsia="ja-JP"/>
-        </w:rPr>
-      </w:pPr>
-    </w:p>
-    <w:p>
-      <w:pPr>
-        <w:pStyle w:val="a0"/>
-        <w:rPr>
-          <w:lang w:eastAsia="ja-JP"/>
-        </w:rPr>
-      </w:pPr>
-    </w:p>
-    <w:p>
-      <w:pPr>
-        <w:pStyle w:val="a0"/>
-        <w:rPr>
-          <w:lang w:eastAsia="ja-JP"/>
-        </w:rPr>
-      </w:pPr>
-    </w:p>
-    <w:p>
-      <w:pPr>
-        <w:pStyle w:val="a0"/>
-        <w:rPr>
-          <w:lang w:eastAsia="ja-JP"/>
-        </w:rPr>
-      </w:pPr>
-    </w:p>
-    <w:p>
-      <w:pPr>
-        <w:pStyle w:val="a0"/>
-        <w:rPr>
-          <w:lang w:eastAsia="ja-JP"/>
-        </w:rPr>
-      </w:pPr>
-    </w:p>
-    <w:p>
-      <w:pPr>
-        <w:pStyle w:val="a0"/>
-        <w:rPr>
-          <w:lang w:eastAsia="ja-JP"/>
-        </w:rPr>
-      </w:pPr>
-    </w:p>
-    <w:p>
-      <w:pPr>
-        <w:pStyle w:val="a0"/>
-        <w:rPr>
-          <w:lang w:eastAsia="ja-JP"/>
-        </w:rPr>
-      </w:pPr>
-    </w:p>
-    <w:p>
-      <w:pPr>
-        <w:pStyle w:val="a0"/>
-        <w:rPr>
-          <w:lang w:eastAsia="ja-JP"/>
-        </w:rPr>
-      </w:pPr>
-    </w:p>
-    <w:p>
-      <w:pPr>
-        <w:pStyle w:val="a0"/>
-        <w:rPr>
-          <w:lang w:eastAsia="ja-JP"/>
-        </w:rPr>
-      </w:pPr>
-    </w:p>
-    <w:p>
-      <w:pPr>
-        <w:pStyle w:val="a0"/>
-        <w:rPr>
-          <w:lang w:eastAsia="ja-JP"/>
-        </w:rPr>
-      </w:pPr>
-    </w:p>
-    <w:p>
-      <w:pPr>
-        <w:rPr>
-          <w:lang w:eastAsia="ja-JP"/>
-        </w:rPr>
-      </w:pPr>
-      <w:r>
-        <w:rPr>
-          <w:lang w:eastAsia="ja-JP"/>
-        </w:rPr>
-        <w:br w:type="page"/>
-      </w:r>
-    </w:p>
-    <w:p>
-      <w:pPr>
-        <w:pStyle w:val="a0"/>
-        <w:rPr>
-          <w:lang w:eastAsia="ja-JP"/>
-        </w:rPr>
-      </w:pPr>
-    </w:p>
-    <w:p>
-      <w:pPr>
-        <w:pStyle w:val="a0"/>
-        <w:rPr>
-          <w:lang w:eastAsia="ja-JP"/>
-        </w:rPr>
-      </w:pPr>
       <w:r>
         <w:rPr>
           <w:rFonts w:hint="eastAsia"/>
           <w:noProof/>
           <w:lang w:eastAsia="ja-JP"/>
         </w:rPr>
+        <w:lastRenderedPageBreak/>
         <w:drawing>
           <wp:anchor distT="0" distB="0" distL="114300" distR="114300" simplePos="0" relativeHeight="251661312" behindDoc="0" locked="0" layoutInCell="1" allowOverlap="1" wp14:anchorId="30F63E53" wp14:editId="4A1B410D">
             <wp:simplePos x="0" y="0"/>
@@ -13439,12 +13161,12 @@
 <w:numbering xmlns:wpc="http://schemas.microsoft.com/office/word/2010/wordprocessingCanvas" xmlns:cx="http://schemas.microsoft.com/office/drawing/2014/chartex" xmlns:cx1="http://schemas.microsoft.com/office/drawing/2015/9/8/chartex" xmlns:cx2="http://schemas.microsoft.com/office/drawing/2015/10/21/chartex" xmlns:cx3="http://schemas.microsoft.com/office/drawing/2016/5/9/chartex" xmlns:cx4="http://schemas.microsoft.com/office/drawing/2016/5/10/chartex" xmlns:cx5="http://schemas.microsoft.com/office/drawing/2016/5/11/chartex" xmlns:cx6="http://schemas.microsoft.com/office/drawing/2016/5/12/chartex" xmlns:cx7="http://schemas.microsoft.com/office/drawing/2016/5/13/chartex" xmlns:cx8="http://schemas.microsoft.com/office/drawing/2016/5/14/chartex" xmlns:mc="http://schemas.openxmlformats.org/markup-compatibility/2006" xmlns:aink="http://schemas.microsoft.com/office/drawing/2016/ink" xmlns:am3d="http://schemas.microsoft.com/office/drawing/2017/model3d" xmlns:o="urn:schemas-microsoft-com:office:office" xmlns:oel="http://schemas.microsoft.com/office/2019/extlst" xmlns:r="http://schemas.openxmlformats.org/officeDocument/2006/relationships" xmlns:m="http://schemas.openxmlformats.org/officeDocument/2006/math" xmlns:v="urn:schemas-microsoft-com:vml" xmlns:wp14="http://schemas.microsoft.com/office/word/2010/wordprocessingDrawing" xmlns:wp="http://schemas.openxmlformats.org/drawingml/2006/wordprocessingDrawing" xmlns:w10="urn:schemas-microsoft-com:office:word" xmlns:w="http://schemas.openxmlformats.org/wordprocessingml/2006/main" xmlns:w14="http://schemas.microsoft.com/office/word/2010/wordml" xmlns:w15="http://schemas.microsoft.com/office/word/2012/wordml" xmlns:w16cex="http://schemas.microsoft.com/office/word/2018/wordml/cex" xmlns:w16cid="http://schemas.microsoft.com/office/word/2016/wordml/cid" xmlns:w16="http://schemas.microsoft.com/office/word/2018/wordml" xmlns:w16du="http://schemas.microsoft.com/office/word/2023/wordml/word16du" xmlns:w16sdtdh="http://schemas.microsoft.com/office/word/2020/wordml/sdtdatahash" xmlns:w16sdtfl="http://schemas.microsoft.com/office/word/2024/wordml/sdtformatlock" xmlns:w16se="http://schemas.microsoft.com/office/word/2015/wordml/symex" xmlns:wpg="http://schemas.microsoft.com/office/word/2010/wordprocessingGroup" xmlns:wpi="http://schemas.microsoft.com/office/word/2010/wordprocessingInk" xmlns:wne="http://schemas.microsoft.com/office/word/2006/wordml" xmlns:wps="http://schemas.microsoft.com/office/word/2010/wordprocessingShape" mc:Ignorable="w14 w15 w16se w16cid w16 w16cex w16sdtdh w16sdtfl w16du wp14">
   <w:numPicBullet w:numPicBulletId="0">
     <w:pict>
-      <v:rect id="_x0000_i1050" style="width:0;height:1.5pt" o:hralign="center" o:bullet="t" o:hrstd="t" o:hr="t"/>
+      <v:rect id="_x0000_i1056" style="width:0;height:1.5pt" o:hralign="center" o:bullet="t" o:hrstd="t" o:hr="t"/>
     </w:pict>
   </w:numPicBullet>
   <w:numPicBullet w:numPicBulletId="1">
     <w:pict>
-      <v:rect id="_x0000_i1051" style="width:0;height:1.5pt" o:hralign="center" o:bullet="t" o:hrstd="t" o:hr="t"/>
+      <v:rect id="_x0000_i1057" style="width:0;height:1.5pt" o:hralign="center" o:bullet="t" o:hrstd="t" o:hr="t"/>
     </w:pict>
   </w:numPicBullet>
   <w:abstractNum w:abstractNumId="0" w15:restartNumberingAfterBreak="0">
